--- a/docs/Solution-Guide.docx
+++ b/docs/Solution-Guide.docx
@@ -6332,7 +6332,7 @@
         <w:rPr>
           <w:rStyle w:val="CodeChar"/>
         </w:rPr>
-        <w:t xml:space="preserve">b3c36d8</w:t>
+        <w:t xml:space="preserve">81f8567</w:t>
       </w:r>
       <w:r>
         <w:t xml:space="preserve"> (19 October 2026). Grant teammates read access in the repository's settings. The links below only open for people with access.</w:t>
